--- a/02_Variablen/Übungen/Uhrzeit/Uhrzeit.docx
+++ b/02_Variablen/Übungen/Uhrzeit/Uhrzeit.docx
@@ -1,6 +1,6 @@
 
 <file path=word/document.xml><?xml version="1.0" encoding="utf-8"?>
-<w:document xmlns:wpc="http://schemas.microsoft.com/office/word/2010/wordprocessingCanvas" xmlns:cx="http://schemas.microsoft.com/office/drawing/2014/chartex" xmlns:cx1="http://schemas.microsoft.com/office/drawing/2015/9/8/chartex" xmlns:cx2="http://schemas.microsoft.com/office/drawing/2015/10/21/chartex" xmlns:cx3="http://schemas.microsoft.com/office/drawing/2016/5/9/chartex" xmlns:cx4="http://schemas.microsoft.com/office/drawing/2016/5/10/chartex" xmlns:cx5="http://schemas.microsoft.com/office/drawing/2016/5/11/chartex" xmlns:cx6="http://schemas.microsoft.com/office/drawing/2016/5/12/chartex" xmlns:cx7="http://schemas.microsoft.com/office/drawing/2016/5/13/chartex" xmlns:cx8="http://schemas.microsoft.com/office/drawing/2016/5/14/chartex" xmlns:mc="http://schemas.openxmlformats.org/markup-compatibility/2006" xmlns:aink="http://schemas.microsoft.com/office/drawing/2016/ink" xmlns:am3d="http://schemas.microsoft.com/office/drawing/2017/model3d" xmlns:o="urn:schemas-microsoft-com:office:office" xmlns:r="http://schemas.openxmlformats.org/officeDocument/2006/relationships" xmlns:m="http://schemas.openxmlformats.org/officeDocument/2006/math" xmlns:v="urn:schemas-microsoft-com:vml" xmlns:wp14="http://schemas.microsoft.com/office/word/2010/wordprocessingDrawing" xmlns:wp="http://schemas.openxmlformats.org/drawingml/2006/wordprocessingDrawing" xmlns:w10="urn:schemas-microsoft-com:office:word" xmlns:w="http://schemas.openxmlformats.org/wordprocessingml/2006/main" xmlns:w14="http://schemas.microsoft.com/office/word/2010/wordml" xmlns:w15="http://schemas.microsoft.com/office/word/2012/wordml" xmlns:w16cex="http://schemas.microsoft.com/office/word/2018/wordml/cex" xmlns:w16cid="http://schemas.microsoft.com/office/word/2016/wordml/cid" xmlns:w16="http://schemas.microsoft.com/office/word/2018/wordml" xmlns:w16sdtdh="http://schemas.microsoft.com/office/word/2020/wordml/sdtdatahash" xmlns:w16se="http://schemas.microsoft.com/office/word/2015/wordml/symex" xmlns:wpg="http://schemas.microsoft.com/office/word/2010/wordprocessingGroup" xmlns:wpi="http://schemas.microsoft.com/office/word/2010/wordprocessingInk" xmlns:wne="http://schemas.microsoft.com/office/word/2006/wordml" xmlns:wps="http://schemas.microsoft.com/office/word/2010/wordprocessingShape" mc:Ignorable="w14 w15 w16se w16cid w16 w16cex w16sdtdh wp14">
+<w:document xmlns:wpc="http://schemas.microsoft.com/office/word/2010/wordprocessingCanvas" xmlns:cx="http://schemas.microsoft.com/office/drawing/2014/chartex" xmlns:cx1="http://schemas.microsoft.com/office/drawing/2015/9/8/chartex" xmlns:cx2="http://schemas.microsoft.com/office/drawing/2015/10/21/chartex" xmlns:cx3="http://schemas.microsoft.com/office/drawing/2016/5/9/chartex" xmlns:cx4="http://schemas.microsoft.com/office/drawing/2016/5/10/chartex" xmlns:cx5="http://schemas.microsoft.com/office/drawing/2016/5/11/chartex" xmlns:cx6="http://schemas.microsoft.com/office/drawing/2016/5/12/chartex" xmlns:cx7="http://schemas.microsoft.com/office/drawing/2016/5/13/chartex" xmlns:cx8="http://schemas.microsoft.com/office/drawing/2016/5/14/chartex" xmlns:mc="http://schemas.openxmlformats.org/markup-compatibility/2006" xmlns:aink="http://schemas.microsoft.com/office/drawing/2016/ink" xmlns:am3d="http://schemas.microsoft.com/office/drawing/2017/model3d" xmlns:o="urn:schemas-microsoft-com:office:office" xmlns:oel="http://schemas.microsoft.com/office/2019/extlst" xmlns:r="http://schemas.openxmlformats.org/officeDocument/2006/relationships" xmlns:m="http://schemas.openxmlformats.org/officeDocument/2006/math" xmlns:v="urn:schemas-microsoft-com:vml" xmlns:wp14="http://schemas.microsoft.com/office/word/2010/wordprocessingDrawing" xmlns:wp="http://schemas.openxmlformats.org/drawingml/2006/wordprocessingDrawing" xmlns:w10="urn:schemas-microsoft-com:office:word" xmlns:w="http://schemas.openxmlformats.org/wordprocessingml/2006/main" xmlns:w14="http://schemas.microsoft.com/office/word/2010/wordml" xmlns:w15="http://schemas.microsoft.com/office/word/2012/wordml" xmlns:w16cex="http://schemas.microsoft.com/office/word/2018/wordml/cex" xmlns:w16cid="http://schemas.microsoft.com/office/word/2016/wordml/cid" xmlns:w16="http://schemas.microsoft.com/office/word/2018/wordml" xmlns:w16du="http://schemas.microsoft.com/office/word/2023/wordml/word16du" xmlns:w16sdtdh="http://schemas.microsoft.com/office/word/2020/wordml/sdtdatahash" xmlns:w16se="http://schemas.microsoft.com/office/word/2015/wordml/symex" xmlns:wpg="http://schemas.microsoft.com/office/word/2010/wordprocessingGroup" xmlns:wpi="http://schemas.microsoft.com/office/word/2010/wordprocessingInk" xmlns:wne="http://schemas.microsoft.com/office/word/2006/wordml" xmlns:wps="http://schemas.microsoft.com/office/word/2010/wordprocessingShape" mc:Ignorable="w14 w15 w16se w16cid w16 w16cex w16sdtdh w16du wp14">
   <w:body>
     <w:p>
       <w:pPr>
@@ -26,7 +26,7 @@
         </w:numPr>
       </w:pPr>
       <w:r>
-        <w:t>Überprüfung der Eingabe</w:t>
+        <w:t>Verwendung des Modulo Operators</w:t>
       </w:r>
     </w:p>
     <w:p>
@@ -38,55 +38,68 @@
         </w:numPr>
       </w:pPr>
       <w:r>
-        <w:t>Verwendung des Modulo Operators</w:t>
+        <w:t>Formatierte Ausgabe</w:t>
       </w:r>
     </w:p>
     <w:p>
       <w:pPr>
-        <w:pStyle w:val="Listenabsatz"/>
-        <w:numPr>
-          <w:ilvl w:val="0"/>
-          <w:numId w:val="15"/>
-        </w:numPr>
-      </w:pPr>
-      <w:proofErr w:type="spellStart"/>
-      <w:r>
-        <w:t>If</w:t>
-      </w:r>
-      <w:proofErr w:type="spellEnd"/>
-      <w:r>
-        <w:t xml:space="preserve"> Anweisung</w:t>
+        <w:pStyle w:val="berschrift2"/>
+      </w:pPr>
+      <w:r>
+        <w:t>Aufgabenstellung</w:t>
       </w:r>
     </w:p>
     <w:p>
-      <w:pPr>
-        <w:pStyle w:val="berschrift2"/>
-      </w:pPr>
-      <w:r>
-        <w:t>Aufgabenstellung</w:t>
+      <w:r>
+        <w:t>Der Benutzer wird aufgefordert, eine Anzahl von Sekunden einzugeben</w:t>
+      </w:r>
+      <w:r>
+        <w:t>.</w:t>
       </w:r>
     </w:p>
     <w:p>
       <w:r>
-        <w:t>Der Benutzer wird aufgefordert, eine Anzahl von Sekunden einzugeben. Das Programm prüft anschließend, ob die Eingabe richtig ist (Wertebereich: Anzahl der Sekunden eines Tages) und gibt eine entsprechende Fehlermeldung aus.</w:t>
-      </w:r>
-    </w:p>
-    <w:p>
-      <w:r>
-        <w:t xml:space="preserve">Ist die Eingabe korrekt, werden die Sekunden in das Format </w:t>
+        <w:t>Die</w:t>
+      </w:r>
+      <w:r>
+        <w:t xml:space="preserve"> Eingabe </w:t>
+      </w:r>
+      <w:r>
+        <w:t>(</w:t>
+      </w:r>
+      <w:r>
+        <w:t>die Sekunden</w:t>
+      </w:r>
+      <w:r>
+        <w:t xml:space="preserve">) werden mit dem </w:t>
+      </w:r>
+      <w:r>
+        <w:t xml:space="preserve">Format </w:t>
       </w:r>
       <w:proofErr w:type="spellStart"/>
       <w:r>
+        <w:rPr>
+          <w:rFonts w:ascii="Courier New" w:hAnsi="Courier New" w:cs="Courier New"/>
+        </w:rPr>
         <w:t>hh:</w:t>
       </w:r>
       <w:proofErr w:type="gramStart"/>
       <w:r>
+        <w:rPr>
+          <w:rFonts w:ascii="Courier New" w:hAnsi="Courier New" w:cs="Courier New"/>
+        </w:rPr>
         <w:t>mm:ss</w:t>
       </w:r>
       <w:proofErr w:type="spellEnd"/>
       <w:proofErr w:type="gramEnd"/>
       <w:r>
-        <w:t xml:space="preserve"> umgerechnet.</w:t>
+        <w:t xml:space="preserve"> </w:t>
+      </w:r>
+      <w:r>
+        <w:t>ausgegeben</w:t>
+      </w:r>
+      <w:r>
+        <w:t>.</w:t>
       </w:r>
     </w:p>
     <w:p>
@@ -284,6 +297,36 @@
           </w:p>
         </w:tc>
       </w:tr>
+      <w:tr>
+        <w:tc>
+          <w:tcPr>
+            <w:cnfStyle w:val="001000000000" w:firstRow="0" w:lastRow="0" w:firstColumn="1" w:lastColumn="0" w:oddVBand="0" w:evenVBand="0" w:oddHBand="0" w:evenHBand="0" w:firstRowFirstColumn="0" w:firstRowLastColumn="0" w:lastRowFirstColumn="0" w:lastRowLastColumn="0"/>
+            <w:tcW w:w="1838" w:type="dxa"/>
+          </w:tcPr>
+          <w:p>
+            <w:pPr>
+              <w:jc w:val="right"/>
+            </w:pPr>
+            <w:r>
+              <w:t>86401</w:t>
+            </w:r>
+          </w:p>
+        </w:tc>
+        <w:tc>
+          <w:tcPr>
+            <w:tcW w:w="1843" w:type="dxa"/>
+          </w:tcPr>
+          <w:p>
+            <w:pPr>
+              <w:jc w:val="right"/>
+              <w:cnfStyle w:val="000000000000" w:firstRow="0" w:lastRow="0" w:firstColumn="0" w:lastColumn="0" w:oddVBand="0" w:evenVBand="0" w:oddHBand="0" w:evenHBand="0" w:firstRowFirstColumn="0" w:firstRowLastColumn="0" w:lastRowFirstColumn="0" w:lastRowLastColumn="0"/>
+            </w:pPr>
+            <w:r>
+              <w:t>24:00:01</w:t>
+            </w:r>
+          </w:p>
+        </w:tc>
+      </w:tr>
     </w:tbl>
     <w:p/>
     <w:p>
@@ -292,6 +335,9 @@
       </w:pPr>
       <w:r>
         <w:t>Zusatzaufgaben</w:t>
+      </w:r>
+      <w:r>
+        <w:t xml:space="preserve"> (optional)</w:t>
       </w:r>
     </w:p>
     <w:p/>
@@ -333,7 +379,22 @@
       </w:r>
       <w:r>
         <w:br/>
-        <w:t>Eingabe: 86459, Ausgabe: 1 Tag(e) 00:00:59</w:t>
+        <w:t xml:space="preserve">Eingabe: </w:t>
+      </w:r>
+      <w:r>
+        <w:rPr>
+          <w:rFonts w:ascii="Courier New" w:hAnsi="Courier New" w:cs="Courier New"/>
+        </w:rPr>
+        <w:t>86459</w:t>
+      </w:r>
+      <w:r>
+        <w:t xml:space="preserve">, Ausgabe: </w:t>
+      </w:r>
+      <w:r>
+        <w:rPr>
+          <w:rFonts w:ascii="Courier New" w:hAnsi="Courier New" w:cs="Courier New"/>
+        </w:rPr>
+        <w:t>1 Tag(e) 00:00:59</w:t>
       </w:r>
       <w:r>
         <w:br/>
@@ -365,7 +426,7 @@
 </file>
 
 <file path=word/endnotes.xml><?xml version="1.0" encoding="utf-8"?>
-<w:endnotes xmlns:wpc="http://schemas.microsoft.com/office/word/2010/wordprocessingCanvas" xmlns:cx="http://schemas.microsoft.com/office/drawing/2014/chartex" xmlns:cx1="http://schemas.microsoft.com/office/drawing/2015/9/8/chartex" xmlns:cx2="http://schemas.microsoft.com/office/drawing/2015/10/21/chartex" xmlns:cx3="http://schemas.microsoft.com/office/drawing/2016/5/9/chartex" xmlns:cx4="http://schemas.microsoft.com/office/drawing/2016/5/10/chartex" xmlns:cx5="http://schemas.microsoft.com/office/drawing/2016/5/11/chartex" xmlns:cx6="http://schemas.microsoft.com/office/drawing/2016/5/12/chartex" xmlns:cx7="http://schemas.microsoft.com/office/drawing/2016/5/13/chartex" xmlns:cx8="http://schemas.microsoft.com/office/drawing/2016/5/14/chartex" xmlns:mc="http://schemas.openxmlformats.org/markup-compatibility/2006" xmlns:aink="http://schemas.microsoft.com/office/drawing/2016/ink" xmlns:am3d="http://schemas.microsoft.com/office/drawing/2017/model3d" xmlns:o="urn:schemas-microsoft-com:office:office" xmlns:r="http://schemas.openxmlformats.org/officeDocument/2006/relationships" xmlns:m="http://schemas.openxmlformats.org/officeDocument/2006/math" xmlns:v="urn:schemas-microsoft-com:vml" xmlns:wp14="http://schemas.microsoft.com/office/word/2010/wordprocessingDrawing" xmlns:wp="http://schemas.openxmlformats.org/drawingml/2006/wordprocessingDrawing" xmlns:w10="urn:schemas-microsoft-com:office:word" xmlns:w="http://schemas.openxmlformats.org/wordprocessingml/2006/main" xmlns:w14="http://schemas.microsoft.com/office/word/2010/wordml" xmlns:w15="http://schemas.microsoft.com/office/word/2012/wordml" xmlns:w16cex="http://schemas.microsoft.com/office/word/2018/wordml/cex" xmlns:w16cid="http://schemas.microsoft.com/office/word/2016/wordml/cid" xmlns:w16="http://schemas.microsoft.com/office/word/2018/wordml" xmlns:w16sdtdh="http://schemas.microsoft.com/office/word/2020/wordml/sdtdatahash" xmlns:w16se="http://schemas.microsoft.com/office/word/2015/wordml/symex" xmlns:wpg="http://schemas.microsoft.com/office/word/2010/wordprocessingGroup" xmlns:wpi="http://schemas.microsoft.com/office/word/2010/wordprocessingInk" xmlns:wne="http://schemas.microsoft.com/office/word/2006/wordml" xmlns:wps="http://schemas.microsoft.com/office/word/2010/wordprocessingShape" mc:Ignorable="w14 w15 w16se w16cid w16 w16cex w16sdtdh wp14">
+<w:endnotes xmlns:wpc="http://schemas.microsoft.com/office/word/2010/wordprocessingCanvas" xmlns:cx="http://schemas.microsoft.com/office/drawing/2014/chartex" xmlns:cx1="http://schemas.microsoft.com/office/drawing/2015/9/8/chartex" xmlns:cx2="http://schemas.microsoft.com/office/drawing/2015/10/21/chartex" xmlns:cx3="http://schemas.microsoft.com/office/drawing/2016/5/9/chartex" xmlns:cx4="http://schemas.microsoft.com/office/drawing/2016/5/10/chartex" xmlns:cx5="http://schemas.microsoft.com/office/drawing/2016/5/11/chartex" xmlns:cx6="http://schemas.microsoft.com/office/drawing/2016/5/12/chartex" xmlns:cx7="http://schemas.microsoft.com/office/drawing/2016/5/13/chartex" xmlns:cx8="http://schemas.microsoft.com/office/drawing/2016/5/14/chartex" xmlns:mc="http://schemas.openxmlformats.org/markup-compatibility/2006" xmlns:aink="http://schemas.microsoft.com/office/drawing/2016/ink" xmlns:am3d="http://schemas.microsoft.com/office/drawing/2017/model3d" xmlns:o="urn:schemas-microsoft-com:office:office" xmlns:oel="http://schemas.microsoft.com/office/2019/extlst" xmlns:r="http://schemas.openxmlformats.org/officeDocument/2006/relationships" xmlns:m="http://schemas.openxmlformats.org/officeDocument/2006/math" xmlns:v="urn:schemas-microsoft-com:vml" xmlns:wp14="http://schemas.microsoft.com/office/word/2010/wordprocessingDrawing" xmlns:wp="http://schemas.openxmlformats.org/drawingml/2006/wordprocessingDrawing" xmlns:w10="urn:schemas-microsoft-com:office:word" xmlns:w="http://schemas.openxmlformats.org/wordprocessingml/2006/main" xmlns:w14="http://schemas.microsoft.com/office/word/2010/wordml" xmlns:w15="http://schemas.microsoft.com/office/word/2012/wordml" xmlns:w16cex="http://schemas.microsoft.com/office/word/2018/wordml/cex" xmlns:w16cid="http://schemas.microsoft.com/office/word/2016/wordml/cid" xmlns:w16="http://schemas.microsoft.com/office/word/2018/wordml" xmlns:w16du="http://schemas.microsoft.com/office/word/2023/wordml/word16du" xmlns:w16sdtdh="http://schemas.microsoft.com/office/word/2020/wordml/sdtdatahash" xmlns:w16se="http://schemas.microsoft.com/office/word/2015/wordml/symex" xmlns:wpg="http://schemas.microsoft.com/office/word/2010/wordprocessingGroup" xmlns:wpi="http://schemas.microsoft.com/office/word/2010/wordprocessingInk" xmlns:wne="http://schemas.microsoft.com/office/word/2006/wordml" xmlns:wps="http://schemas.microsoft.com/office/word/2010/wordprocessingShape" mc:Ignorable="w14 w15 w16se w16cid w16 w16cex w16sdtdh w16du wp14">
   <w:endnote w:type="separator" w:id="-1">
     <w:p>
       <w:pPr>
@@ -390,7 +451,7 @@
 </file>
 
 <file path=word/footer1.xml><?xml version="1.0" encoding="utf-8"?>
-<w:ftr xmlns:wpc="http://schemas.microsoft.com/office/word/2010/wordprocessingCanvas" xmlns:cx="http://schemas.microsoft.com/office/drawing/2014/chartex" xmlns:cx1="http://schemas.microsoft.com/office/drawing/2015/9/8/chartex" xmlns:cx2="http://schemas.microsoft.com/office/drawing/2015/10/21/chartex" xmlns:cx3="http://schemas.microsoft.com/office/drawing/2016/5/9/chartex" xmlns:cx4="http://schemas.microsoft.com/office/drawing/2016/5/10/chartex" xmlns:cx5="http://schemas.microsoft.com/office/drawing/2016/5/11/chartex" xmlns:cx6="http://schemas.microsoft.com/office/drawing/2016/5/12/chartex" xmlns:cx7="http://schemas.microsoft.com/office/drawing/2016/5/13/chartex" xmlns:cx8="http://schemas.microsoft.com/office/drawing/2016/5/14/chartex" xmlns:mc="http://schemas.openxmlformats.org/markup-compatibility/2006" xmlns:aink="http://schemas.microsoft.com/office/drawing/2016/ink" xmlns:am3d="http://schemas.microsoft.com/office/drawing/2017/model3d" xmlns:o="urn:schemas-microsoft-com:office:office" xmlns:r="http://schemas.openxmlformats.org/officeDocument/2006/relationships" xmlns:m="http://schemas.openxmlformats.org/officeDocument/2006/math" xmlns:v="urn:schemas-microsoft-com:vml" xmlns:wp14="http://schemas.microsoft.com/office/word/2010/wordprocessingDrawing" xmlns:wp="http://schemas.openxmlformats.org/drawingml/2006/wordprocessingDrawing" xmlns:w10="urn:schemas-microsoft-com:office:word" xmlns:w="http://schemas.openxmlformats.org/wordprocessingml/2006/main" xmlns:w14="http://schemas.microsoft.com/office/word/2010/wordml" xmlns:w15="http://schemas.microsoft.com/office/word/2012/wordml" xmlns:w16cex="http://schemas.microsoft.com/office/word/2018/wordml/cex" xmlns:w16cid="http://schemas.microsoft.com/office/word/2016/wordml/cid" xmlns:w16="http://schemas.microsoft.com/office/word/2018/wordml" xmlns:w16sdtdh="http://schemas.microsoft.com/office/word/2020/wordml/sdtdatahash" xmlns:w16se="http://schemas.microsoft.com/office/word/2015/wordml/symex" xmlns:wpg="http://schemas.microsoft.com/office/word/2010/wordprocessingGroup" xmlns:wpi="http://schemas.microsoft.com/office/word/2010/wordprocessingInk" xmlns:wne="http://schemas.microsoft.com/office/word/2006/wordml" xmlns:wps="http://schemas.microsoft.com/office/word/2010/wordprocessingShape" mc:Ignorable="w14 w15 w16se w16cid w16 w16cex w16sdtdh wp14">
+<w:ftr xmlns:wpc="http://schemas.microsoft.com/office/word/2010/wordprocessingCanvas" xmlns:cx="http://schemas.microsoft.com/office/drawing/2014/chartex" xmlns:cx1="http://schemas.microsoft.com/office/drawing/2015/9/8/chartex" xmlns:cx2="http://schemas.microsoft.com/office/drawing/2015/10/21/chartex" xmlns:cx3="http://schemas.microsoft.com/office/drawing/2016/5/9/chartex" xmlns:cx4="http://schemas.microsoft.com/office/drawing/2016/5/10/chartex" xmlns:cx5="http://schemas.microsoft.com/office/drawing/2016/5/11/chartex" xmlns:cx6="http://schemas.microsoft.com/office/drawing/2016/5/12/chartex" xmlns:cx7="http://schemas.microsoft.com/office/drawing/2016/5/13/chartex" xmlns:cx8="http://schemas.microsoft.com/office/drawing/2016/5/14/chartex" xmlns:mc="http://schemas.openxmlformats.org/markup-compatibility/2006" xmlns:aink="http://schemas.microsoft.com/office/drawing/2016/ink" xmlns:am3d="http://schemas.microsoft.com/office/drawing/2017/model3d" xmlns:o="urn:schemas-microsoft-com:office:office" xmlns:oel="http://schemas.microsoft.com/office/2019/extlst" xmlns:r="http://schemas.openxmlformats.org/officeDocument/2006/relationships" xmlns:m="http://schemas.openxmlformats.org/officeDocument/2006/math" xmlns:v="urn:schemas-microsoft-com:vml" xmlns:wp14="http://schemas.microsoft.com/office/word/2010/wordprocessingDrawing" xmlns:wp="http://schemas.openxmlformats.org/drawingml/2006/wordprocessingDrawing" xmlns:w10="urn:schemas-microsoft-com:office:word" xmlns:w="http://schemas.openxmlformats.org/wordprocessingml/2006/main" xmlns:w14="http://schemas.microsoft.com/office/word/2010/wordml" xmlns:w15="http://schemas.microsoft.com/office/word/2012/wordml" xmlns:w16cex="http://schemas.microsoft.com/office/word/2018/wordml/cex" xmlns:w16cid="http://schemas.microsoft.com/office/word/2016/wordml/cid" xmlns:w16="http://schemas.microsoft.com/office/word/2018/wordml" xmlns:w16du="http://schemas.microsoft.com/office/word/2023/wordml/word16du" xmlns:w16sdtdh="http://schemas.microsoft.com/office/word/2020/wordml/sdtdatahash" xmlns:w16se="http://schemas.microsoft.com/office/word/2015/wordml/symex" xmlns:wpg="http://schemas.microsoft.com/office/word/2010/wordprocessingGroup" xmlns:wpi="http://schemas.microsoft.com/office/word/2010/wordprocessingInk" xmlns:wne="http://schemas.microsoft.com/office/word/2006/wordml" xmlns:wps="http://schemas.microsoft.com/office/word/2010/wordprocessingShape" mc:Ignorable="w14 w15 w16se w16cid w16 w16cex w16sdtdh w16du wp14">
   <w:sdt>
     <w:sdtPr>
       <w:id w:val="-883172744"/>
@@ -432,7 +493,7 @@
 </file>
 
 <file path=word/footnotes.xml><?xml version="1.0" encoding="utf-8"?>
-<w:footnotes xmlns:wpc="http://schemas.microsoft.com/office/word/2010/wordprocessingCanvas" xmlns:cx="http://schemas.microsoft.com/office/drawing/2014/chartex" xmlns:cx1="http://schemas.microsoft.com/office/drawing/2015/9/8/chartex" xmlns:cx2="http://schemas.microsoft.com/office/drawing/2015/10/21/chartex" xmlns:cx3="http://schemas.microsoft.com/office/drawing/2016/5/9/chartex" xmlns:cx4="http://schemas.microsoft.com/office/drawing/2016/5/10/chartex" xmlns:cx5="http://schemas.microsoft.com/office/drawing/2016/5/11/chartex" xmlns:cx6="http://schemas.microsoft.com/office/drawing/2016/5/12/chartex" xmlns:cx7="http://schemas.microsoft.com/office/drawing/2016/5/13/chartex" xmlns:cx8="http://schemas.microsoft.com/office/drawing/2016/5/14/chartex" xmlns:mc="http://schemas.openxmlformats.org/markup-compatibility/2006" xmlns:aink="http://schemas.microsoft.com/office/drawing/2016/ink" xmlns:am3d="http://schemas.microsoft.com/office/drawing/2017/model3d" xmlns:o="urn:schemas-microsoft-com:office:office" xmlns:r="http://schemas.openxmlformats.org/officeDocument/2006/relationships" xmlns:m="http://schemas.openxmlformats.org/officeDocument/2006/math" xmlns:v="urn:schemas-microsoft-com:vml" xmlns:wp14="http://schemas.microsoft.com/office/word/2010/wordprocessingDrawing" xmlns:wp="http://schemas.openxmlformats.org/drawingml/2006/wordprocessingDrawing" xmlns:w10="urn:schemas-microsoft-com:office:word" xmlns:w="http://schemas.openxmlformats.org/wordprocessingml/2006/main" xmlns:w14="http://schemas.microsoft.com/office/word/2010/wordml" xmlns:w15="http://schemas.microsoft.com/office/word/2012/wordml" xmlns:w16cex="http://schemas.microsoft.com/office/word/2018/wordml/cex" xmlns:w16cid="http://schemas.microsoft.com/office/word/2016/wordml/cid" xmlns:w16="http://schemas.microsoft.com/office/word/2018/wordml" xmlns:w16sdtdh="http://schemas.microsoft.com/office/word/2020/wordml/sdtdatahash" xmlns:w16se="http://schemas.microsoft.com/office/word/2015/wordml/symex" xmlns:wpg="http://schemas.microsoft.com/office/word/2010/wordprocessingGroup" xmlns:wpi="http://schemas.microsoft.com/office/word/2010/wordprocessingInk" xmlns:wne="http://schemas.microsoft.com/office/word/2006/wordml" xmlns:wps="http://schemas.microsoft.com/office/word/2010/wordprocessingShape" mc:Ignorable="w14 w15 w16se w16cid w16 w16cex w16sdtdh wp14">
+<w:footnotes xmlns:wpc="http://schemas.microsoft.com/office/word/2010/wordprocessingCanvas" xmlns:cx="http://schemas.microsoft.com/office/drawing/2014/chartex" xmlns:cx1="http://schemas.microsoft.com/office/drawing/2015/9/8/chartex" xmlns:cx2="http://schemas.microsoft.com/office/drawing/2015/10/21/chartex" xmlns:cx3="http://schemas.microsoft.com/office/drawing/2016/5/9/chartex" xmlns:cx4="http://schemas.microsoft.com/office/drawing/2016/5/10/chartex" xmlns:cx5="http://schemas.microsoft.com/office/drawing/2016/5/11/chartex" xmlns:cx6="http://schemas.microsoft.com/office/drawing/2016/5/12/chartex" xmlns:cx7="http://schemas.microsoft.com/office/drawing/2016/5/13/chartex" xmlns:cx8="http://schemas.microsoft.com/office/drawing/2016/5/14/chartex" xmlns:mc="http://schemas.openxmlformats.org/markup-compatibility/2006" xmlns:aink="http://schemas.microsoft.com/office/drawing/2016/ink" xmlns:am3d="http://schemas.microsoft.com/office/drawing/2017/model3d" xmlns:o="urn:schemas-microsoft-com:office:office" xmlns:oel="http://schemas.microsoft.com/office/2019/extlst" xmlns:r="http://schemas.openxmlformats.org/officeDocument/2006/relationships" xmlns:m="http://schemas.openxmlformats.org/officeDocument/2006/math" xmlns:v="urn:schemas-microsoft-com:vml" xmlns:wp14="http://schemas.microsoft.com/office/word/2010/wordprocessingDrawing" xmlns:wp="http://schemas.openxmlformats.org/drawingml/2006/wordprocessingDrawing" xmlns:w10="urn:schemas-microsoft-com:office:word" xmlns:w="http://schemas.openxmlformats.org/wordprocessingml/2006/main" xmlns:w14="http://schemas.microsoft.com/office/word/2010/wordml" xmlns:w15="http://schemas.microsoft.com/office/word/2012/wordml" xmlns:w16cex="http://schemas.microsoft.com/office/word/2018/wordml/cex" xmlns:w16cid="http://schemas.microsoft.com/office/word/2016/wordml/cid" xmlns:w16="http://schemas.microsoft.com/office/word/2018/wordml" xmlns:w16du="http://schemas.microsoft.com/office/word/2023/wordml/word16du" xmlns:w16sdtdh="http://schemas.microsoft.com/office/word/2020/wordml/sdtdatahash" xmlns:w16se="http://schemas.microsoft.com/office/word/2015/wordml/symex" xmlns:wpg="http://schemas.microsoft.com/office/word/2010/wordprocessingGroup" xmlns:wpi="http://schemas.microsoft.com/office/word/2010/wordprocessingInk" xmlns:wne="http://schemas.microsoft.com/office/word/2006/wordml" xmlns:wps="http://schemas.microsoft.com/office/word/2010/wordprocessingShape" mc:Ignorable="w14 w15 w16se w16cid w16 w16cex w16sdtdh w16du wp14">
   <w:footnote w:type="separator" w:id="-1">
     <w:p>
       <w:pPr>
@@ -457,7 +518,7 @@
 </file>
 
 <file path=word/header1.xml><?xml version="1.0" encoding="utf-8"?>
-<w:hdr xmlns:wpc="http://schemas.microsoft.com/office/word/2010/wordprocessingCanvas" xmlns:cx="http://schemas.microsoft.com/office/drawing/2014/chartex" xmlns:cx1="http://schemas.microsoft.com/office/drawing/2015/9/8/chartex" xmlns:cx2="http://schemas.microsoft.com/office/drawing/2015/10/21/chartex" xmlns:cx3="http://schemas.microsoft.com/office/drawing/2016/5/9/chartex" xmlns:cx4="http://schemas.microsoft.com/office/drawing/2016/5/10/chartex" xmlns:cx5="http://schemas.microsoft.com/office/drawing/2016/5/11/chartex" xmlns:cx6="http://schemas.microsoft.com/office/drawing/2016/5/12/chartex" xmlns:cx7="http://schemas.microsoft.com/office/drawing/2016/5/13/chartex" xmlns:cx8="http://schemas.microsoft.com/office/drawing/2016/5/14/chartex" xmlns:mc="http://schemas.openxmlformats.org/markup-compatibility/2006" xmlns:aink="http://schemas.microsoft.com/office/drawing/2016/ink" xmlns:am3d="http://schemas.microsoft.com/office/drawing/2017/model3d" xmlns:o="urn:schemas-microsoft-com:office:office" xmlns:r="http://schemas.openxmlformats.org/officeDocument/2006/relationships" xmlns:m="http://schemas.openxmlformats.org/officeDocument/2006/math" xmlns:v="urn:schemas-microsoft-com:vml" xmlns:wp14="http://schemas.microsoft.com/office/word/2010/wordprocessingDrawing" xmlns:wp="http://schemas.openxmlformats.org/drawingml/2006/wordprocessingDrawing" xmlns:w10="urn:schemas-microsoft-com:office:word" xmlns:w="http://schemas.openxmlformats.org/wordprocessingml/2006/main" xmlns:w14="http://schemas.microsoft.com/office/word/2010/wordml" xmlns:w15="http://schemas.microsoft.com/office/word/2012/wordml" xmlns:w16cex="http://schemas.microsoft.com/office/word/2018/wordml/cex" xmlns:w16cid="http://schemas.microsoft.com/office/word/2016/wordml/cid" xmlns:w16="http://schemas.microsoft.com/office/word/2018/wordml" xmlns:w16sdtdh="http://schemas.microsoft.com/office/word/2020/wordml/sdtdatahash" xmlns:w16se="http://schemas.microsoft.com/office/word/2015/wordml/symex" xmlns:wpg="http://schemas.microsoft.com/office/word/2010/wordprocessingGroup" xmlns:wpi="http://schemas.microsoft.com/office/word/2010/wordprocessingInk" xmlns:wne="http://schemas.microsoft.com/office/word/2006/wordml" xmlns:wps="http://schemas.microsoft.com/office/word/2010/wordprocessingShape" mc:Ignorable="w14 w15 w16se w16cid w16 w16cex w16sdtdh wp14">
+<w:hdr xmlns:wpc="http://schemas.microsoft.com/office/word/2010/wordprocessingCanvas" xmlns:cx="http://schemas.microsoft.com/office/drawing/2014/chartex" xmlns:cx1="http://schemas.microsoft.com/office/drawing/2015/9/8/chartex" xmlns:cx2="http://schemas.microsoft.com/office/drawing/2015/10/21/chartex" xmlns:cx3="http://schemas.microsoft.com/office/drawing/2016/5/9/chartex" xmlns:cx4="http://schemas.microsoft.com/office/drawing/2016/5/10/chartex" xmlns:cx5="http://schemas.microsoft.com/office/drawing/2016/5/11/chartex" xmlns:cx6="http://schemas.microsoft.com/office/drawing/2016/5/12/chartex" xmlns:cx7="http://schemas.microsoft.com/office/drawing/2016/5/13/chartex" xmlns:cx8="http://schemas.microsoft.com/office/drawing/2016/5/14/chartex" xmlns:mc="http://schemas.openxmlformats.org/markup-compatibility/2006" xmlns:aink="http://schemas.microsoft.com/office/drawing/2016/ink" xmlns:am3d="http://schemas.microsoft.com/office/drawing/2017/model3d" xmlns:o="urn:schemas-microsoft-com:office:office" xmlns:oel="http://schemas.microsoft.com/office/2019/extlst" xmlns:r="http://schemas.openxmlformats.org/officeDocument/2006/relationships" xmlns:m="http://schemas.openxmlformats.org/officeDocument/2006/math" xmlns:v="urn:schemas-microsoft-com:vml" xmlns:wp14="http://schemas.microsoft.com/office/word/2010/wordprocessingDrawing" xmlns:wp="http://schemas.openxmlformats.org/drawingml/2006/wordprocessingDrawing" xmlns:w10="urn:schemas-microsoft-com:office:word" xmlns:w="http://schemas.openxmlformats.org/wordprocessingml/2006/main" xmlns:w14="http://schemas.microsoft.com/office/word/2010/wordml" xmlns:w15="http://schemas.microsoft.com/office/word/2012/wordml" xmlns:w16cex="http://schemas.microsoft.com/office/word/2018/wordml/cex" xmlns:w16cid="http://schemas.microsoft.com/office/word/2016/wordml/cid" xmlns:w16="http://schemas.microsoft.com/office/word/2018/wordml" xmlns:w16du="http://schemas.microsoft.com/office/word/2023/wordml/word16du" xmlns:w16sdtdh="http://schemas.microsoft.com/office/word/2020/wordml/sdtdatahash" xmlns:w16se="http://schemas.microsoft.com/office/word/2015/wordml/symex" xmlns:wpg="http://schemas.microsoft.com/office/word/2010/wordprocessingGroup" xmlns:wpi="http://schemas.microsoft.com/office/word/2010/wordprocessingInk" xmlns:wne="http://schemas.microsoft.com/office/word/2006/wordml" xmlns:wps="http://schemas.microsoft.com/office/word/2010/wordprocessingShape" mc:Ignorable="w14 w15 w16se w16cid w16 w16cex w16sdtdh w16du wp14">
   <w:tbl>
     <w:tblPr>
       <w:tblStyle w:val="Tabellenraster"/>
@@ -473,8 +534,8 @@
       <w:tblLook w:val="04A0" w:firstRow="1" w:lastRow="0" w:firstColumn="1" w:lastColumn="0" w:noHBand="0" w:noVBand="1"/>
     </w:tblPr>
     <w:tblGrid>
-      <w:gridCol w:w="7230"/>
-      <w:gridCol w:w="2268"/>
+      <w:gridCol w:w="7182"/>
+      <w:gridCol w:w="2316"/>
     </w:tblGrid>
     <w:tr>
       <w:tc>
@@ -560,10 +621,16 @@
               <w:lang w:eastAsia="de-AT"/>
             </w:rPr>
             <w:drawing>
-              <wp:inline distT="0" distB="0" distL="0" distR="0" wp14:anchorId="4F44E892" wp14:editId="219B0E7F">
-                <wp:extent cx="1270000" cy="286657"/>
-                <wp:effectExtent l="0" t="0" r="6350" b="0"/>
-                <wp:docPr id="9" name="Grafik 9"/>
+              <wp:inline distT="0" distB="0" distL="0" distR="0" wp14:anchorId="7474B9C8" wp14:editId="3D082791">
+                <wp:extent cx="1333593" cy="319042"/>
+                <wp:effectExtent l="0" t="0" r="0" b="5080"/>
+                <wp:docPr id="2" name="Grafik 1" descr="Ein Bild, das Text, Schrift, Grafiken, Logo enthält.&#10;&#10;Automatisch generierte Beschreibung">
+                  <a:extLst xmlns:a="http://schemas.openxmlformats.org/drawingml/2006/main">
+                    <a:ext uri="{FF2B5EF4-FFF2-40B4-BE49-F238E27FC236}">
+                      <a16:creationId xmlns:a16="http://schemas.microsoft.com/office/drawing/2014/main" id="{31665D0C-670A-FD78-5C67-1571BFAA12A2}"/>
+                    </a:ext>
+                  </a:extLst>
+                </wp:docPr>
                 <wp:cNvGraphicFramePr>
                   <a:graphicFrameLocks xmlns:a="http://schemas.openxmlformats.org/drawingml/2006/main" noChangeAspect="1"/>
                 </wp:cNvGraphicFramePr>
@@ -571,11 +638,25 @@
                   <a:graphicData uri="http://schemas.openxmlformats.org/drawingml/2006/picture">
                     <pic:pic xmlns:pic="http://schemas.openxmlformats.org/drawingml/2006/picture">
                       <pic:nvPicPr>
-                        <pic:cNvPr id="1" name=""/>
-                        <pic:cNvPicPr/>
+                        <pic:cNvPr id="2" name="Grafik 1" descr="Ein Bild, das Text, Schrift, Grafiken, Logo enthält.&#10;&#10;Automatisch generierte Beschreibung">
+                          <a:extLst>
+                            <a:ext uri="{FF2B5EF4-FFF2-40B4-BE49-F238E27FC236}">
+                              <a16:creationId xmlns:a16="http://schemas.microsoft.com/office/drawing/2014/main" id="{31665D0C-670A-FD78-5C67-1571BFAA12A2}"/>
+                            </a:ext>
+                          </a:extLst>
+                        </pic:cNvPr>
+                        <pic:cNvPicPr>
+                          <a:picLocks noChangeAspect="1"/>
+                        </pic:cNvPicPr>
                       </pic:nvPicPr>
                       <pic:blipFill>
-                        <a:blip r:embed="rId1"/>
+                        <a:blip r:embed="rId1" cstate="print">
+                          <a:extLst>
+                            <a:ext uri="{28A0092B-C50C-407E-A947-70E740481C1C}">
+                              <a14:useLocalDpi xmlns:a14="http://schemas.microsoft.com/office/drawing/2010/main" val="0"/>
+                            </a:ext>
+                          </a:extLst>
+                        </a:blip>
                         <a:stretch>
                           <a:fillRect/>
                         </a:stretch>
@@ -583,7 +664,7 @@
                       <pic:spPr>
                         <a:xfrm>
                           <a:off x="0" y="0"/>
-                          <a:ext cx="1443166" cy="325743"/>
+                          <a:ext cx="1363443" cy="326183"/>
                         </a:xfrm>
                         <a:prstGeom prst="rect">
                           <a:avLst/>
@@ -614,7 +695,7 @@
 </file>
 
 <file path=word/numbering.xml><?xml version="1.0" encoding="utf-8"?>
-<w:numbering xmlns:wpc="http://schemas.microsoft.com/office/word/2010/wordprocessingCanvas" xmlns:cx="http://schemas.microsoft.com/office/drawing/2014/chartex" xmlns:cx1="http://schemas.microsoft.com/office/drawing/2015/9/8/chartex" xmlns:cx2="http://schemas.microsoft.com/office/drawing/2015/10/21/chartex" xmlns:cx3="http://schemas.microsoft.com/office/drawing/2016/5/9/chartex" xmlns:cx4="http://schemas.microsoft.com/office/drawing/2016/5/10/chartex" xmlns:cx5="http://schemas.microsoft.com/office/drawing/2016/5/11/chartex" xmlns:cx6="http://schemas.microsoft.com/office/drawing/2016/5/12/chartex" xmlns:cx7="http://schemas.microsoft.com/office/drawing/2016/5/13/chartex" xmlns:cx8="http://schemas.microsoft.com/office/drawing/2016/5/14/chartex" xmlns:mc="http://schemas.openxmlformats.org/markup-compatibility/2006" xmlns:aink="http://schemas.microsoft.com/office/drawing/2016/ink" xmlns:am3d="http://schemas.microsoft.com/office/drawing/2017/model3d" xmlns:o="urn:schemas-microsoft-com:office:office" xmlns:r="http://schemas.openxmlformats.org/officeDocument/2006/relationships" xmlns:m="http://schemas.openxmlformats.org/officeDocument/2006/math" xmlns:v="urn:schemas-microsoft-com:vml" xmlns:wp14="http://schemas.microsoft.com/office/word/2010/wordprocessingDrawing" xmlns:wp="http://schemas.openxmlformats.org/drawingml/2006/wordprocessingDrawing" xmlns:w10="urn:schemas-microsoft-com:office:word" xmlns:w="http://schemas.openxmlformats.org/wordprocessingml/2006/main" xmlns:w14="http://schemas.microsoft.com/office/word/2010/wordml" xmlns:w15="http://schemas.microsoft.com/office/word/2012/wordml" xmlns:w16cex="http://schemas.microsoft.com/office/word/2018/wordml/cex" xmlns:w16cid="http://schemas.microsoft.com/office/word/2016/wordml/cid" xmlns:w16="http://schemas.microsoft.com/office/word/2018/wordml" xmlns:w16sdtdh="http://schemas.microsoft.com/office/word/2020/wordml/sdtdatahash" xmlns:w16se="http://schemas.microsoft.com/office/word/2015/wordml/symex" xmlns:wpg="http://schemas.microsoft.com/office/word/2010/wordprocessingGroup" xmlns:wpi="http://schemas.microsoft.com/office/word/2010/wordprocessingInk" xmlns:wne="http://schemas.microsoft.com/office/word/2006/wordml" xmlns:wps="http://schemas.microsoft.com/office/word/2010/wordprocessingShape" mc:Ignorable="w14 w15 w16se w16cid w16 w16cex w16sdtdh wp14">
+<w:numbering xmlns:wpc="http://schemas.microsoft.com/office/word/2010/wordprocessingCanvas" xmlns:cx="http://schemas.microsoft.com/office/drawing/2014/chartex" xmlns:cx1="http://schemas.microsoft.com/office/drawing/2015/9/8/chartex" xmlns:cx2="http://schemas.microsoft.com/office/drawing/2015/10/21/chartex" xmlns:cx3="http://schemas.microsoft.com/office/drawing/2016/5/9/chartex" xmlns:cx4="http://schemas.microsoft.com/office/drawing/2016/5/10/chartex" xmlns:cx5="http://schemas.microsoft.com/office/drawing/2016/5/11/chartex" xmlns:cx6="http://schemas.microsoft.com/office/drawing/2016/5/12/chartex" xmlns:cx7="http://schemas.microsoft.com/office/drawing/2016/5/13/chartex" xmlns:cx8="http://schemas.microsoft.com/office/drawing/2016/5/14/chartex" xmlns:mc="http://schemas.openxmlformats.org/markup-compatibility/2006" xmlns:aink="http://schemas.microsoft.com/office/drawing/2016/ink" xmlns:am3d="http://schemas.microsoft.com/office/drawing/2017/model3d" xmlns:o="urn:schemas-microsoft-com:office:office" xmlns:oel="http://schemas.microsoft.com/office/2019/extlst" xmlns:r="http://schemas.openxmlformats.org/officeDocument/2006/relationships" xmlns:m="http://schemas.openxmlformats.org/officeDocument/2006/math" xmlns:v="urn:schemas-microsoft-com:vml" xmlns:wp14="http://schemas.microsoft.com/office/word/2010/wordprocessingDrawing" xmlns:wp="http://schemas.openxmlformats.org/drawingml/2006/wordprocessingDrawing" xmlns:w10="urn:schemas-microsoft-com:office:word" xmlns:w="http://schemas.openxmlformats.org/wordprocessingml/2006/main" xmlns:w14="http://schemas.microsoft.com/office/word/2010/wordml" xmlns:w15="http://schemas.microsoft.com/office/word/2012/wordml" xmlns:w16cex="http://schemas.microsoft.com/office/word/2018/wordml/cex" xmlns:w16cid="http://schemas.microsoft.com/office/word/2016/wordml/cid" xmlns:w16="http://schemas.microsoft.com/office/word/2018/wordml" xmlns:w16du="http://schemas.microsoft.com/office/word/2023/wordml/word16du" xmlns:w16sdtdh="http://schemas.microsoft.com/office/word/2020/wordml/sdtdatahash" xmlns:w16se="http://schemas.microsoft.com/office/word/2015/wordml/symex" xmlns:wpg="http://schemas.microsoft.com/office/word/2010/wordprocessingGroup" xmlns:wpi="http://schemas.microsoft.com/office/word/2010/wordprocessingInk" xmlns:wne="http://schemas.microsoft.com/office/word/2006/wordml" xmlns:wps="http://schemas.microsoft.com/office/word/2010/wordprocessingShape" mc:Ignorable="w14 w15 w16se w16cid w16 w16cex w16sdtdh w16du wp14">
   <w:abstractNum w:abstractNumId="0" w15:restartNumberingAfterBreak="0">
     <w:nsid w:val="099C4E28"/>
     <w:multiLevelType w:val="hybridMultilevel"/>
@@ -2424,59 +2505,59 @@
       </w:rPr>
     </w:lvl>
   </w:abstractNum>
-  <w:num w:numId="1">
+  <w:num w:numId="1" w16cid:durableId="1369840255">
     <w:abstractNumId w:val="4"/>
   </w:num>
-  <w:num w:numId="2">
+  <w:num w:numId="2" w16cid:durableId="1931545448">
     <w:abstractNumId w:val="3"/>
   </w:num>
-  <w:num w:numId="3">
+  <w:num w:numId="3" w16cid:durableId="646324998">
     <w:abstractNumId w:val="2"/>
   </w:num>
-  <w:num w:numId="4">
+  <w:num w:numId="4" w16cid:durableId="2055108848">
     <w:abstractNumId w:val="0"/>
   </w:num>
-  <w:num w:numId="5">
+  <w:num w:numId="5" w16cid:durableId="1571186757">
     <w:abstractNumId w:val="5"/>
   </w:num>
-  <w:num w:numId="6">
+  <w:num w:numId="6" w16cid:durableId="87042624">
     <w:abstractNumId w:val="7"/>
   </w:num>
-  <w:num w:numId="7">
+  <w:num w:numId="7" w16cid:durableId="1472405408">
     <w:abstractNumId w:val="6"/>
   </w:num>
-  <w:num w:numId="8">
+  <w:num w:numId="8" w16cid:durableId="1490176746">
     <w:abstractNumId w:val="13"/>
   </w:num>
-  <w:num w:numId="9">
+  <w:num w:numId="9" w16cid:durableId="787167742">
     <w:abstractNumId w:val="11"/>
   </w:num>
-  <w:num w:numId="10">
+  <w:num w:numId="10" w16cid:durableId="1391883451">
     <w:abstractNumId w:val="12"/>
   </w:num>
-  <w:num w:numId="11">
+  <w:num w:numId="11" w16cid:durableId="1609893402">
     <w:abstractNumId w:val="10"/>
   </w:num>
-  <w:num w:numId="12">
+  <w:num w:numId="12" w16cid:durableId="838227050">
     <w:abstractNumId w:val="15"/>
   </w:num>
-  <w:num w:numId="13">
+  <w:num w:numId="13" w16cid:durableId="1267539307">
     <w:abstractNumId w:val="14"/>
   </w:num>
-  <w:num w:numId="14">
+  <w:num w:numId="14" w16cid:durableId="782384901">
     <w:abstractNumId w:val="9"/>
   </w:num>
-  <w:num w:numId="15">
+  <w:num w:numId="15" w16cid:durableId="126943799">
     <w:abstractNumId w:val="8"/>
   </w:num>
-  <w:num w:numId="16">
+  <w:num w:numId="16" w16cid:durableId="1485394541">
     <w:abstractNumId w:val="1"/>
   </w:num>
 </w:numbering>
 </file>
 
 <file path=word/styles.xml><?xml version="1.0" encoding="utf-8"?>
-<w:styles xmlns:mc="http://schemas.openxmlformats.org/markup-compatibility/2006" xmlns:r="http://schemas.openxmlformats.org/officeDocument/2006/relationships" xmlns:w="http://schemas.openxmlformats.org/wordprocessingml/2006/main" xmlns:w14="http://schemas.microsoft.com/office/word/2010/wordml" xmlns:w15="http://schemas.microsoft.com/office/word/2012/wordml" xmlns:w16cex="http://schemas.microsoft.com/office/word/2018/wordml/cex" xmlns:w16cid="http://schemas.microsoft.com/office/word/2016/wordml/cid" xmlns:w16="http://schemas.microsoft.com/office/word/2018/wordml" xmlns:w16sdtdh="http://schemas.microsoft.com/office/word/2020/wordml/sdtdatahash" xmlns:w16se="http://schemas.microsoft.com/office/word/2015/wordml/symex" mc:Ignorable="w14 w15 w16se w16cid w16 w16cex w16sdtdh">
+<w:styles xmlns:mc="http://schemas.openxmlformats.org/markup-compatibility/2006" xmlns:r="http://schemas.openxmlformats.org/officeDocument/2006/relationships" xmlns:w="http://schemas.openxmlformats.org/wordprocessingml/2006/main" xmlns:w14="http://schemas.microsoft.com/office/word/2010/wordml" xmlns:w15="http://schemas.microsoft.com/office/word/2012/wordml" xmlns:w16cex="http://schemas.microsoft.com/office/word/2018/wordml/cex" xmlns:w16cid="http://schemas.microsoft.com/office/word/2016/wordml/cid" xmlns:w16="http://schemas.microsoft.com/office/word/2018/wordml" xmlns:w16du="http://schemas.microsoft.com/office/word/2023/wordml/word16du" xmlns:w16sdtdh="http://schemas.microsoft.com/office/word/2020/wordml/sdtdatahash" xmlns:w16se="http://schemas.microsoft.com/office/word/2015/wordml/symex" mc:Ignorable="w14 w15 w16se w16cid w16 w16cex w16sdtdh w16du">
   <w:docDefaults>
     <w:rPrDefault>
       <w:rPr>
